--- a/Actividades/Actividad_5.docx
+++ b/Actividades/Actividad_5.docx
@@ -5364,7 +5364,23 @@
           <w:sz w:val="24"/>
           <w:szCs w:val="24"/>
         </w:rPr>
-        <w:t>Evaluados sobre la arquitectura de 3 capas (Next.js + Spring Boot + PostgreSQL) y la integración con WhatsApp Business API:</w:t>
+        <w:t>Evaluados sobre la arquitectura de 3 capas (</w:t>
+      </w:r>
+      <w:r>
+        <w:rPr>
+          <w:rFonts w:ascii="Times New Roman" w:eastAsia="Times New Roman" w:hAnsi="Times New Roman" w:cs="Times New Roman"/>
+          <w:sz w:val="24"/>
+          <w:szCs w:val="24"/>
+        </w:rPr>
+        <w:t>Angular</w:t>
+      </w:r>
+      <w:r>
+        <w:rPr>
+          <w:rFonts w:ascii="Times New Roman" w:eastAsia="Times New Roman" w:hAnsi="Times New Roman" w:cs="Times New Roman"/>
+          <w:sz w:val="24"/>
+          <w:szCs w:val="24"/>
+        </w:rPr>
+        <w:t xml:space="preserve"> + Spring Boot + PostgreSQL) y la integración con WhatsApp Business API:</w:t>
       </w:r>
     </w:p>
     <w:tbl>

--- a/Actividades/Actividad_5.docx
+++ b/Actividades/Actividad_5.docx
@@ -144,7 +144,7 @@
           <w:sz w:val="24"/>
           <w:szCs w:val="24"/>
         </w:rPr>
-        <w:t xml:space="preserve"> las tres herramientas de métricas identificadas como accionables (diagrama de espina de pescado, Puntos de Función y Eficacia de Eliminación de Defectos), sin la teoría ni los ejemplos genéricos de la guía — todo el contenido está calculado directamente sobre los requisitos (RF01–RF11), el modelo entidad-relación y la arquitectura ya definidos para el proyecto.</w:t>
+        <w:t xml:space="preserve"> las tres herramientas de métricas identificadas como accionables (diagrama de espina de pescado, Puntos de Función y Eficacia de Eliminación de Defectos), sin la teoría ni los ejemplos genéricos de la guía — todo el contenido está calculado directamente sobre los requisitos (RF01–RF10), el modelo entidad-relación y la arquitectura ya definidos para el proyecto.</w:t>
       </w:r>
     </w:p>
     <w:p>
@@ -371,7 +371,7 @@
                 <w:sz w:val="24"/>
                 <w:szCs w:val="24"/>
               </w:rPr>
-              <w:t>Reglas de negocio ambiguas (ventana de 12 h para cancelar/reprogramar)</w:t>
+              <w:t>Reglas de negocio ambiguas (tratamiento de citas sin confirmar y reprogramaciones de última hora)</w:t>
             </w:r>
           </w:p>
         </w:tc>
@@ -396,7 +396,7 @@
                 <w:sz w:val="24"/>
                 <w:szCs w:val="24"/>
               </w:rPr>
-              <w:t>RF06, RF07</w:t>
+              <w:t>RF05, RF06</w:t>
             </w:r>
           </w:p>
         </w:tc>
@@ -916,7 +916,7 @@
                 <w:sz w:val="24"/>
                 <w:szCs w:val="24"/>
               </w:rPr>
-              <w:t>RF02; regla "cita activa" (Fig. 3, sin RF propio)</w:t>
+              <w:t>RF02, RF07 (regla de "cita activa", Fig. 3)</w:t>
             </w:r>
           </w:p>
         </w:tc>
@@ -2247,7 +2247,7 @@
                 <w:sz w:val="24"/>
                 <w:szCs w:val="24"/>
               </w:rPr>
-              <w:t>Cancelar/reprogramar desde la web (incluye validación de 12 h)</w:t>
+              <w:t>Cancelar/reprogramar desde la web (selección de nuevo horario disponible)</w:t>
             </w:r>
           </w:p>
         </w:tc>
